--- a/实验2报告_郭毅川_2024414290411.docx
+++ b/实验2报告_郭毅川_2024414290411.docx
@@ -3716,7 +3716,6 @@
         <w:t>剪贴板空指针和 Enter 双触发说明，程序即使能够编译，也可能在环境差异或事件组合下出错。AI 可辅助完成常用 API 连接和测试设计，GDB 定位、可重复用例及保留修复前后日志使问题能够核验。后续可在课程指定 Qt 5.12.11 环境复核，并增加大文件分块读取、编码选择与可配置自动保存。</w:t>
       </w:r>
     </w:p>
-    <w:p/>
     <w:sectPr>
       <w:pgSz w:w="11907" w:h="16840"/>
       <w:pgMar w:top="426" w:right="567" w:bottom="1134" w:left="567" w:header="851" w:footer="992" w:gutter="0"/>

--- a/实验2报告_郭毅川_2024414290411.docx
+++ b/实验2报告_郭毅川_2024414290411.docx
@@ -2972,6 +2972,108 @@
     </w:p>
     <w:p>
       <w:pPr>
+        <w:spacing w:line="340" w:lineRule="exact" w:after="100" w:before="0"/>
+        <w:keepNext/>
+        <w:snapToGrid w:val="0"/>
+      </w:pPr>
+      <w:r>
+        <w:rPr>
+          <w:rFonts w:ascii="Times New Roman" w:hAnsi="Times New Roman" w:eastAsia="宋体"/>
+          <w:color w:val="000000"/>
+          <w:sz w:val="22"/>
+        </w:rPr>
+        <w:t>仓库已设为公开。以下为 GitHub 提交历史网页的直接截图，保留仓库名称、提交说明、作者与提交哈希。</w:t>
+      </w:r>
+    </w:p>
+    <w:p>
+      <w:pPr>
+        <w:keepNext/>
+        <w:jc w:val="center"/>
+      </w:pPr>
+      <w:r>
+        <w:drawing>
+          <wp:inline xmlns:a="http://schemas.openxmlformats.org/drawingml/2006/main" xmlns:pic="http://schemas.openxmlformats.org/drawingml/2006/picture">
+            <wp:extent cx="3931920" cy="6498499"/>
+            <wp:docPr id="6" name="Picture 6"/>
+            <wp:cNvGraphicFramePr>
+              <a:graphicFrameLocks noChangeAspect="1"/>
+            </wp:cNvGraphicFramePr>
+            <a:graphic>
+              <a:graphicData uri="http://schemas.openxmlformats.org/drawingml/2006/picture">
+                <pic:pic>
+                  <pic:nvPicPr>
+                    <pic:cNvPr id="0" name="github-commits.jpg"/>
+                    <pic:cNvPicPr/>
+                  </pic:nvPicPr>
+                  <pic:blipFill>
+                    <a:blip r:embed="rId26"/>
+                    <a:stretch>
+                      <a:fillRect/>
+                    </a:stretch>
+                  </pic:blipFill>
+                  <pic:spPr>
+                    <a:xfrm>
+                      <a:off x="0" y="0"/>
+                      <a:ext cx="3931920" cy="6498499"/>
+                    </a:xfrm>
+                    <a:prstGeom prst="rect"/>
+                  </pic:spPr>
+                </pic:pic>
+              </a:graphicData>
+            </a:graphic>
+          </wp:inline>
+        </w:drawing>
+      </w:r>
+    </w:p>
+    <w:p>
+      <w:pPr>
+        <w:spacing w:line="300" w:lineRule="exact" w:after="100" w:before="0"/>
+        <w:snapToGrid w:val="0"/>
+        <w:jc w:val="center"/>
+      </w:pPr>
+      <w:r>
+        <w:rPr>
+          <w:rFonts w:ascii="Times New Roman" w:hAnsi="Times New Roman" w:eastAsia="宋体"/>
+          <w:color w:val="000000"/>
+          <w:sz w:val="20"/>
+        </w:rPr>
+        <w:t>图 6  GitHub 提交历史网页截图</w:t>
+      </w:r>
+    </w:p>
+    <w:p>
+      <w:pPr>
+        <w:spacing w:line="340" w:lineRule="exact" w:after="100" w:before="0"/>
+        <w:snapToGrid w:val="0"/>
+      </w:pPr>
+      <w:r>
+        <w:rPr>
+          <w:rFonts w:ascii="Times New Roman" w:hAnsi="Times New Roman" w:eastAsia="宋体"/>
+          <w:color w:val="000000"/>
+          <w:sz w:val="22"/>
+        </w:rPr>
+        <w:t>提交历史页面  https://github.com/TabGYC/qt-exp2-editor-2026/commits/main/</w:t>
+      </w:r>
+    </w:p>
+    <w:p>
+      <w:pPr>
+        <w:keepNext/>
+        <w:widowControl/>
+        <w:snapToGrid w:val="0"/>
+        <w:spacing w:before="140" w:after="100" w:line="380" w:lineRule="exact"/>
+        <w:ind w:firstLine="0"/>
+      </w:pPr>
+      <w:r>
+        <w:rPr>
+          <w:rFonts w:ascii="Times New Roman" w:hAnsi="Times New Roman" w:eastAsia="宋体"/>
+          <w:b/>
+          <w:color w:val="000000"/>
+          <w:sz w:val="24"/>
+        </w:rPr>
+        <w:t>六  AI 辅助开发记录</w:t>
+      </w:r>
+    </w:p>
+    <w:p>
+      <w:pPr>
         <w:keepNext w:val="0"/>
         <w:widowControl/>
         <w:snapToGrid w:val="0"/>
@@ -2985,609 +3087,7 @@
           <w:color w:val="000000"/>
           <w:sz w:val="22"/>
         </w:rPr>
-        <w:t>仓库为独立私有仓库，提交按功能开发、测试和修复的实际顺序保留。下表列出生成本报告前的主要提交。</w:t>
-      </w:r>
-    </w:p>
-    <w:tbl>
-      <w:tblPr>
-        <w:tblW w:type="auto" w:w="0"/>
-        <w:jc w:val="center"/>
-        <w:tblLayout w:type="fixed"/>
-        <w:tblLook w:firstColumn="1" w:firstRow="1" w:lastColumn="0" w:lastRow="0" w:noHBand="0" w:noVBand="1" w:val="04A0"/>
-      </w:tblPr>
-      <w:tblGrid>
-        <w:gridCol w:w="1224"/>
-        <w:gridCol w:w="8640"/>
-      </w:tblGrid>
-      <w:tr>
-        <w:trPr>
-          <w:tblHeader/>
-          <w:cantSplit/>
-        </w:trPr>
-        <w:tc>
-          <w:tcPr>
-            <w:tcW w:type="dxa" w:w="1224"/>
-            <w:vAlign w:val="center"/>
-            <w:tcBorders>
-              <w:top w:val="single" w:sz="4" w:color="D9D9D9"/>
-              <w:left w:val="single" w:sz="4" w:color="D9D9D9"/>
-              <w:bottom w:val="single" w:sz="4" w:color="D9D9D9"/>
-              <w:right w:val="single" w:sz="4" w:color="D9D9D9"/>
-            </w:tcBorders>
-            <w:tcMar>
-              <w:top w:w="75" w:type="dxa"/>
-              <w:left w:w="75" w:type="dxa"/>
-              <w:bottom w:w="75" w:type="dxa"/>
-              <w:right w:w="75" w:type="dxa"/>
-            </w:tcMar>
-            <w:shd w:fill="EAECEF"/>
-          </w:tcPr>
-          <w:p>
-            <w:pPr>
-              <w:snapToGrid w:val="0"/>
-              <w:spacing w:after="60" w:before="60" w:line="276" w:lineRule="auto"/>
-            </w:pPr>
-            <w:r>
-              <w:rPr>
-                <w:rFonts w:ascii="Times New Roman" w:hAnsi="Times New Roman" w:eastAsia="宋体"/>
-                <w:b/>
-                <w:color w:val="000000"/>
-                <w:sz w:val="19"/>
-              </w:rPr>
-              <w:t>提交</w:t>
-            </w:r>
-          </w:p>
-        </w:tc>
-        <w:tc>
-          <w:tcPr>
-            <w:tcW w:type="dxa" w:w="8640"/>
-            <w:vAlign w:val="center"/>
-            <w:tcBorders>
-              <w:top w:val="single" w:sz="4" w:color="D9D9D9"/>
-              <w:left w:val="single" w:sz="4" w:color="D9D9D9"/>
-              <w:bottom w:val="single" w:sz="4" w:color="D9D9D9"/>
-              <w:right w:val="single" w:sz="4" w:color="D9D9D9"/>
-            </w:tcBorders>
-            <w:tcMar>
-              <w:top w:w="75" w:type="dxa"/>
-              <w:left w:w="75" w:type="dxa"/>
-              <w:bottom w:w="75" w:type="dxa"/>
-              <w:right w:w="75" w:type="dxa"/>
-            </w:tcMar>
-            <w:shd w:fill="EAECEF"/>
-          </w:tcPr>
-          <w:p>
-            <w:pPr>
-              <w:snapToGrid w:val="0"/>
-              <w:spacing w:after="60" w:before="60" w:line="276" w:lineRule="auto"/>
-            </w:pPr>
-            <w:r>
-              <w:rPr>
-                <w:rFonts w:ascii="Times New Roman" w:hAnsi="Times New Roman" w:eastAsia="宋体"/>
-                <w:b/>
-                <w:color w:val="000000"/>
-                <w:sz w:val="19"/>
-              </w:rPr>
-              <w:t>工作内容</w:t>
-            </w:r>
-          </w:p>
-        </w:tc>
-      </w:tr>
-      <w:tr>
-        <w:trPr>
-          <w:cantSplit/>
-        </w:trPr>
-        <w:tc>
-          <w:tcPr>
-            <w:tcW w:type="dxa" w:w="1224"/>
-            <w:vAlign w:val="center"/>
-            <w:tcBorders>
-              <w:top w:val="single" w:sz="4" w:color="D9D9D9"/>
-              <w:left w:val="single" w:sz="4" w:color="D9D9D9"/>
-              <w:bottom w:val="single" w:sz="4" w:color="D9D9D9"/>
-              <w:right w:val="single" w:sz="4" w:color="D9D9D9"/>
-            </w:tcBorders>
-            <w:tcMar>
-              <w:top w:w="75" w:type="dxa"/>
-              <w:left w:w="75" w:type="dxa"/>
-              <w:bottom w:w="75" w:type="dxa"/>
-              <w:right w:w="75" w:type="dxa"/>
-            </w:tcMar>
-          </w:tcPr>
-          <w:p>
-            <w:pPr>
-              <w:snapToGrid w:val="0"/>
-              <w:spacing w:after="60" w:before="60" w:line="276" w:lineRule="auto"/>
-            </w:pPr>
-            <w:r>
-              <w:rPr>
-                <w:rFonts w:ascii="Times New Roman" w:hAnsi="Times New Roman" w:eastAsia="宋体"/>
-                <w:b w:val="0"/>
-                <w:color w:val="000000"/>
-                <w:sz w:val="19"/>
-              </w:rPr>
-              <w:t>6a3143f</w:t>
-            </w:r>
-          </w:p>
-        </w:tc>
-        <w:tc>
-          <w:tcPr>
-            <w:tcW w:type="dxa" w:w="8640"/>
-            <w:vAlign w:val="center"/>
-            <w:tcBorders>
-              <w:top w:val="single" w:sz="4" w:color="D9D9D9"/>
-              <w:left w:val="single" w:sz="4" w:color="D9D9D9"/>
-              <w:bottom w:val="single" w:sz="4" w:color="D9D9D9"/>
-              <w:right w:val="single" w:sz="4" w:color="D9D9D9"/>
-            </w:tcBorders>
-            <w:tcMar>
-              <w:top w:w="75" w:type="dxa"/>
-              <w:left w:w="75" w:type="dxa"/>
-              <w:bottom w:w="75" w:type="dxa"/>
-              <w:right w:w="75" w:type="dxa"/>
-            </w:tcMar>
-          </w:tcPr>
-          <w:p>
-            <w:pPr>
-              <w:snapToGrid w:val="0"/>
-              <w:spacing w:after="60" w:before="60" w:line="276" w:lineRule="auto"/>
-            </w:pPr>
-            <w:r>
-              <w:rPr>
-                <w:rFonts w:ascii="Times New Roman" w:hAnsi="Times New Roman" w:eastAsia="宋体"/>
-                <w:b w:val="0"/>
-                <w:color w:val="000000"/>
-                <w:sz w:val="19"/>
-              </w:rPr>
-              <w:t>feat: add Designer menus toolbar and promoted line number editor</w:t>
-            </w:r>
-          </w:p>
-        </w:tc>
-      </w:tr>
-      <w:tr>
-        <w:trPr>
-          <w:cantSplit/>
-        </w:trPr>
-        <w:tc>
-          <w:tcPr>
-            <w:tcW w:type="dxa" w:w="1224"/>
-            <w:vAlign w:val="center"/>
-            <w:tcBorders>
-              <w:top w:val="single" w:sz="4" w:color="D9D9D9"/>
-              <w:left w:val="single" w:sz="4" w:color="D9D9D9"/>
-              <w:bottom w:val="single" w:sz="4" w:color="D9D9D9"/>
-              <w:right w:val="single" w:sz="4" w:color="D9D9D9"/>
-            </w:tcBorders>
-            <w:tcMar>
-              <w:top w:w="75" w:type="dxa"/>
-              <w:left w:w="75" w:type="dxa"/>
-              <w:bottom w:w="75" w:type="dxa"/>
-              <w:right w:w="75" w:type="dxa"/>
-            </w:tcMar>
-          </w:tcPr>
-          <w:p>
-            <w:pPr>
-              <w:snapToGrid w:val="0"/>
-              <w:spacing w:after="60" w:before="60" w:line="276" w:lineRule="auto"/>
-            </w:pPr>
-            <w:r>
-              <w:rPr>
-                <w:rFonts w:ascii="Times New Roman" w:hAnsi="Times New Roman" w:eastAsia="宋体"/>
-                <w:b w:val="0"/>
-                <w:color w:val="000000"/>
-                <w:sz w:val="19"/>
-              </w:rPr>
-              <w:t>1602a89</w:t>
-            </w:r>
-          </w:p>
-        </w:tc>
-        <w:tc>
-          <w:tcPr>
-            <w:tcW w:type="dxa" w:w="8640"/>
-            <w:vAlign w:val="center"/>
-            <w:tcBorders>
-              <w:top w:val="single" w:sz="4" w:color="D9D9D9"/>
-              <w:left w:val="single" w:sz="4" w:color="D9D9D9"/>
-              <w:bottom w:val="single" w:sz="4" w:color="D9D9D9"/>
-              <w:right w:val="single" w:sz="4" w:color="D9D9D9"/>
-            </w:tcBorders>
-            <w:tcMar>
-              <w:top w:w="75" w:type="dxa"/>
-              <w:left w:w="75" w:type="dxa"/>
-              <w:bottom w:w="75" w:type="dxa"/>
-              <w:right w:w="75" w:type="dxa"/>
-            </w:tcMar>
-          </w:tcPr>
-          <w:p>
-            <w:pPr>
-              <w:snapToGrid w:val="0"/>
-              <w:spacing w:after="60" w:before="60" w:line="276" w:lineRule="auto"/>
-            </w:pPr>
-            <w:r>
-              <w:rPr>
-                <w:rFonts w:ascii="Times New Roman" w:hAnsi="Times New Roman" w:eastAsia="宋体"/>
-                <w:b w:val="0"/>
-                <w:color w:val="000000"/>
-                <w:sz w:val="19"/>
-              </w:rPr>
-              <w:t>feat: implement safe UTF-8 file editing search and replace</w:t>
-            </w:r>
-          </w:p>
-        </w:tc>
-      </w:tr>
-      <w:tr>
-        <w:trPr>
-          <w:cantSplit/>
-        </w:trPr>
-        <w:tc>
-          <w:tcPr>
-            <w:tcW w:type="dxa" w:w="1224"/>
-            <w:vAlign w:val="center"/>
-            <w:tcBorders>
-              <w:top w:val="single" w:sz="4" w:color="D9D9D9"/>
-              <w:left w:val="single" w:sz="4" w:color="D9D9D9"/>
-              <w:bottom w:val="single" w:sz="4" w:color="D9D9D9"/>
-              <w:right w:val="single" w:sz="4" w:color="D9D9D9"/>
-            </w:tcBorders>
-            <w:tcMar>
-              <w:top w:w="75" w:type="dxa"/>
-              <w:left w:w="75" w:type="dxa"/>
-              <w:bottom w:w="75" w:type="dxa"/>
-              <w:right w:w="75" w:type="dxa"/>
-            </w:tcMar>
-          </w:tcPr>
-          <w:p>
-            <w:pPr>
-              <w:snapToGrid w:val="0"/>
-              <w:spacing w:after="60" w:before="60" w:line="276" w:lineRule="auto"/>
-            </w:pPr>
-            <w:r>
-              <w:rPr>
-                <w:rFonts w:ascii="Times New Roman" w:hAnsi="Times New Roman" w:eastAsia="宋体"/>
-                <w:b w:val="0"/>
-                <w:color w:val="000000"/>
-                <w:sz w:val="19"/>
-              </w:rPr>
-              <w:t>c4eeacd</w:t>
-            </w:r>
-          </w:p>
-        </w:tc>
-        <w:tc>
-          <w:tcPr>
-            <w:tcW w:type="dxa" w:w="8640"/>
-            <w:vAlign w:val="center"/>
-            <w:tcBorders>
-              <w:top w:val="single" w:sz="4" w:color="D9D9D9"/>
-              <w:left w:val="single" w:sz="4" w:color="D9D9D9"/>
-              <w:bottom w:val="single" w:sz="4" w:color="D9D9D9"/>
-              <w:right w:val="single" w:sz="4" w:color="D9D9D9"/>
-            </w:tcBorders>
-            <w:tcMar>
-              <w:top w:w="75" w:type="dxa"/>
-              <w:left w:w="75" w:type="dxa"/>
-              <w:bottom w:w="75" w:type="dxa"/>
-              <w:right w:w="75" w:type="dxa"/>
-            </w:tcMar>
-          </w:tcPr>
-          <w:p>
-            <w:pPr>
-              <w:snapToGrid w:val="0"/>
-              <w:spacing w:after="60" w:before="60" w:line="276" w:lineRule="auto"/>
-            </w:pPr>
-            <w:r>
-              <w:rPr>
-                <w:rFonts w:ascii="Times New Roman" w:hAnsi="Times New Roman" w:eastAsia="宋体"/>
-                <w:b w:val="0"/>
-                <w:color w:val="000000"/>
-                <w:sz w:val="19"/>
-              </w:rPr>
-              <w:t>test: add file safety search undo and dialog integration coverage</w:t>
-            </w:r>
-          </w:p>
-        </w:tc>
-      </w:tr>
-      <w:tr>
-        <w:trPr>
-          <w:cantSplit/>
-        </w:trPr>
-        <w:tc>
-          <w:tcPr>
-            <w:tcW w:type="dxa" w:w="1224"/>
-            <w:vAlign w:val="center"/>
-            <w:tcBorders>
-              <w:top w:val="single" w:sz="4" w:color="D9D9D9"/>
-              <w:left w:val="single" w:sz="4" w:color="D9D9D9"/>
-              <w:bottom w:val="single" w:sz="4" w:color="D9D9D9"/>
-              <w:right w:val="single" w:sz="4" w:color="D9D9D9"/>
-            </w:tcBorders>
-            <w:tcMar>
-              <w:top w:w="75" w:type="dxa"/>
-              <w:left w:w="75" w:type="dxa"/>
-              <w:bottom w:w="75" w:type="dxa"/>
-              <w:right w:w="75" w:type="dxa"/>
-            </w:tcMar>
-          </w:tcPr>
-          <w:p>
-            <w:pPr>
-              <w:snapToGrid w:val="0"/>
-              <w:spacing w:after="60" w:before="60" w:line="276" w:lineRule="auto"/>
-            </w:pPr>
-            <w:r>
-              <w:rPr>
-                <w:rFonts w:ascii="Times New Roman" w:hAnsi="Times New Roman" w:eastAsia="宋体"/>
-                <w:b w:val="0"/>
-                <w:color w:val="000000"/>
-                <w:sz w:val="19"/>
-              </w:rPr>
-              <w:t>efa9ab4</w:t>
-            </w:r>
-          </w:p>
-        </w:tc>
-        <w:tc>
-          <w:tcPr>
-            <w:tcW w:type="dxa" w:w="8640"/>
-            <w:vAlign w:val="center"/>
-            <w:tcBorders>
-              <w:top w:val="single" w:sz="4" w:color="D9D9D9"/>
-              <w:left w:val="single" w:sz="4" w:color="D9D9D9"/>
-              <w:bottom w:val="single" w:sz="4" w:color="D9D9D9"/>
-              <w:right w:val="single" w:sz="4" w:color="D9D9D9"/>
-            </w:tcBorders>
-            <w:tcMar>
-              <w:top w:w="75" w:type="dxa"/>
-              <w:left w:w="75" w:type="dxa"/>
-              <w:bottom w:w="75" w:type="dxa"/>
-              <w:right w:w="75" w:type="dxa"/>
-            </w:tcMar>
-          </w:tcPr>
-          <w:p>
-            <w:pPr>
-              <w:snapToGrid w:val="0"/>
-              <w:spacing w:after="60" w:before="60" w:line="276" w:lineRule="auto"/>
-            </w:pPr>
-            <w:r>
-              <w:rPr>
-                <w:rFonts w:ascii="Times New Roman" w:hAnsi="Times New Roman" w:eastAsia="宋体"/>
-                <w:b w:val="0"/>
-                <w:color w:val="000000"/>
-                <w:sz w:val="19"/>
-              </w:rPr>
-              <w:t>fix: handle empty clipboard MIME data before enabling paste</w:t>
-            </w:r>
-          </w:p>
-        </w:tc>
-      </w:tr>
-      <w:tr>
-        <w:trPr>
-          <w:cantSplit/>
-        </w:trPr>
-        <w:tc>
-          <w:tcPr>
-            <w:tcW w:type="dxa" w:w="1224"/>
-            <w:vAlign w:val="center"/>
-            <w:tcBorders>
-              <w:top w:val="single" w:sz="4" w:color="D9D9D9"/>
-              <w:left w:val="single" w:sz="4" w:color="D9D9D9"/>
-              <w:bottom w:val="single" w:sz="4" w:color="D9D9D9"/>
-              <w:right w:val="single" w:sz="4" w:color="D9D9D9"/>
-            </w:tcBorders>
-            <w:tcMar>
-              <w:top w:w="75" w:type="dxa"/>
-              <w:left w:w="75" w:type="dxa"/>
-              <w:bottom w:w="75" w:type="dxa"/>
-              <w:right w:w="75" w:type="dxa"/>
-            </w:tcMar>
-          </w:tcPr>
-          <w:p>
-            <w:pPr>
-              <w:snapToGrid w:val="0"/>
-              <w:spacing w:after="60" w:before="60" w:line="276" w:lineRule="auto"/>
-            </w:pPr>
-            <w:r>
-              <w:rPr>
-                <w:rFonts w:ascii="Times New Roman" w:hAnsi="Times New Roman" w:eastAsia="宋体"/>
-                <w:b w:val="0"/>
-                <w:color w:val="000000"/>
-                <w:sz w:val="19"/>
-              </w:rPr>
-              <w:t>13b5714</w:t>
-            </w:r>
-          </w:p>
-        </w:tc>
-        <w:tc>
-          <w:tcPr>
-            <w:tcW w:type="dxa" w:w="8640"/>
-            <w:vAlign w:val="center"/>
-            <w:tcBorders>
-              <w:top w:val="single" w:sz="4" w:color="D9D9D9"/>
-              <w:left w:val="single" w:sz="4" w:color="D9D9D9"/>
-              <w:bottom w:val="single" w:sz="4" w:color="D9D9D9"/>
-              <w:right w:val="single" w:sz="4" w:color="D9D9D9"/>
-            </w:tcBorders>
-            <w:tcMar>
-              <w:top w:w="75" w:type="dxa"/>
-              <w:left w:w="75" w:type="dxa"/>
-              <w:bottom w:w="75" w:type="dxa"/>
-              <w:right w:w="75" w:type="dxa"/>
-            </w:tcMar>
-          </w:tcPr>
-          <w:p>
-            <w:pPr>
-              <w:snapToGrid w:val="0"/>
-              <w:spacing w:after="60" w:before="60" w:line="276" w:lineRule="auto"/>
-            </w:pPr>
-            <w:r>
-              <w:rPr>
-                <w:rFonts w:ascii="Times New Roman" w:hAnsi="Times New Roman" w:eastAsia="宋体"/>
-                <w:b w:val="0"/>
-                <w:color w:val="000000"/>
-                <w:sz w:val="19"/>
-              </w:rPr>
-              <w:t>fix: prevent Return from triggering find twice in search dialog</w:t>
-            </w:r>
-          </w:p>
-        </w:tc>
-      </w:tr>
-      <w:tr>
-        <w:trPr>
-          <w:cantSplit/>
-        </w:trPr>
-        <w:tc>
-          <w:tcPr>
-            <w:tcW w:type="dxa" w:w="1224"/>
-            <w:vAlign w:val="center"/>
-            <w:tcBorders>
-              <w:top w:val="single" w:sz="4" w:color="D9D9D9"/>
-              <w:left w:val="single" w:sz="4" w:color="D9D9D9"/>
-              <w:bottom w:val="single" w:sz="4" w:color="D9D9D9"/>
-              <w:right w:val="single" w:sz="4" w:color="D9D9D9"/>
-            </w:tcBorders>
-            <w:tcMar>
-              <w:top w:w="75" w:type="dxa"/>
-              <w:left w:w="75" w:type="dxa"/>
-              <w:bottom w:w="75" w:type="dxa"/>
-              <w:right w:w="75" w:type="dxa"/>
-            </w:tcMar>
-          </w:tcPr>
-          <w:p>
-            <w:pPr>
-              <w:snapToGrid w:val="0"/>
-              <w:spacing w:after="60" w:before="60" w:line="276" w:lineRule="auto"/>
-            </w:pPr>
-            <w:r>
-              <w:rPr>
-                <w:rFonts w:ascii="Times New Roman" w:hAnsi="Times New Roman" w:eastAsia="宋体"/>
-                <w:b w:val="0"/>
-                <w:color w:val="000000"/>
-                <w:sz w:val="19"/>
-              </w:rPr>
-              <w:t>3665e86</w:t>
-            </w:r>
-          </w:p>
-        </w:tc>
-        <w:tc>
-          <w:tcPr>
-            <w:tcW w:type="dxa" w:w="8640"/>
-            <w:vAlign w:val="center"/>
-            <w:tcBorders>
-              <w:top w:val="single" w:sz="4" w:color="D9D9D9"/>
-              <w:left w:val="single" w:sz="4" w:color="D9D9D9"/>
-              <w:bottom w:val="single" w:sz="4" w:color="D9D9D9"/>
-              <w:right w:val="single" w:sz="4" w:color="D9D9D9"/>
-            </w:tcBorders>
-            <w:tcMar>
-              <w:top w:w="75" w:type="dxa"/>
-              <w:left w:w="75" w:type="dxa"/>
-              <w:bottom w:w="75" w:type="dxa"/>
-              <w:right w:w="75" w:type="dxa"/>
-            </w:tcMar>
-          </w:tcPr>
-          <w:p>
-            <w:pPr>
-              <w:snapToGrid w:val="0"/>
-              <w:spacing w:after="60" w:before="60" w:line="276" w:lineRule="auto"/>
-            </w:pPr>
-            <w:r>
-              <w:rPr>
-                <w:rFonts w:ascii="Times New Roman" w:hAnsi="Times New Roman" w:eastAsia="宋体"/>
-                <w:b w:val="0"/>
-                <w:color w:val="000000"/>
-                <w:sz w:val="19"/>
-              </w:rPr>
-              <w:t>docs: add reproducible runtime demo and verified editor screenshots</w:t>
-            </w:r>
-          </w:p>
-        </w:tc>
-      </w:tr>
-    </w:tbl>
-    <w:p/>
-    <w:p>
-      <w:pPr>
-        <w:keepNext w:val="0"/>
-        <w:widowControl/>
-        <w:snapToGrid w:val="0"/>
-        <w:spacing w:before="0" w:after="100" w:line="340" w:lineRule="exact"/>
-        <w:ind w:firstLine="0"/>
-      </w:pPr>
-      <w:r>
-        <w:rPr>
-          <w:rFonts w:ascii="Times New Roman" w:hAnsi="Times New Roman" w:eastAsia="宋体"/>
-          <w:b w:val="0"/>
-          <w:color w:val="000000"/>
-          <w:sz w:val="22"/>
-        </w:rPr>
-      </w:r>
-    </w:p>
-    <w:p>
-      <w:pPr>
-        <w:keepNext w:val="0"/>
-        <w:widowControl/>
-        <w:snapToGrid w:val="0"/>
-        <w:spacing w:before="0" w:after="100" w:line="340" w:lineRule="exact"/>
-        <w:ind w:firstLine="0"/>
-      </w:pPr>
-      <w:r>
-        <w:rPr>
-          <w:rFonts w:ascii="Times New Roman" w:hAnsi="Times New Roman" w:eastAsia="宋体"/>
-          <w:b w:val="0"/>
-          <w:color w:val="000000"/>
-          <w:sz w:val="22"/>
-        </w:rPr>
-        <w:t>仓库地址  https://github.com/TabGYC/qt-exp2-editor-2026</w:t>
-      </w:r>
-    </w:p>
-    <w:p>
-      <w:pPr>
-        <w:keepNext w:val="0"/>
-        <w:widowControl/>
-        <w:snapToGrid w:val="0"/>
-        <w:spacing w:before="0" w:after="100" w:line="340" w:lineRule="exact"/>
-        <w:ind w:firstLine="0"/>
-      </w:pPr>
-      <w:r>
-        <w:rPr>
-          <w:rFonts w:ascii="Times New Roman" w:hAnsi="Times New Roman" w:eastAsia="宋体"/>
-          <w:b w:val="0"/>
-          <w:color w:val="000000"/>
-          <w:sz w:val="22"/>
-        </w:rPr>
-        <w:t>复核命令：git log --oneline --reverse。源码位于 src，自动化测试位于 src/tests，原始日志和截图位于 evidence。</w:t>
-      </w:r>
-    </w:p>
-    <w:p>
-      <w:pPr>
-        <w:keepNext/>
-        <w:widowControl/>
-        <w:snapToGrid w:val="0"/>
-        <w:spacing w:before="140" w:after="100" w:line="380" w:lineRule="exact"/>
-        <w:ind w:firstLine="0"/>
-      </w:pPr>
-      <w:r>
-        <w:rPr>
-          <w:rFonts w:ascii="Times New Roman" w:hAnsi="Times New Roman" w:eastAsia="宋体"/>
-          <w:b/>
-          <w:color w:val="000000"/>
-          <w:sz w:val="24"/>
-        </w:rPr>
-        <w:t>六  AI 辅助开发记录</w:t>
-      </w:r>
-    </w:p>
-    <w:p>
-      <w:pPr>
-        <w:keepNext w:val="0"/>
-        <w:widowControl/>
-        <w:snapToGrid w:val="0"/>
-        <w:spacing w:before="0" w:after="100" w:line="340" w:lineRule="exact"/>
-        <w:ind w:firstLine="0"/>
-      </w:pPr>
-      <w:r>
-        <w:rPr>
-          <w:rFonts w:ascii="Times New Roman" w:hAnsi="Times New Roman" w:eastAsia="宋体"/>
-          <w:b w:val="0"/>
-          <w:color w:val="000000"/>
-          <w:sz w:val="22"/>
-        </w:rPr>
-        <w:t>问题：在实现完整编辑功能时，需要避免保存失败误清除修改标记，并确保剪贴板和搜索窗口行为一致。任务提示摘要：依据实验模板补齐程序，真实运行验证并记录至少三类边界场景；每个实验使用独立私有仓库。</w:t>
+        <w:t>问题：在实现完整编辑功能时，需要避免保存失败误清除修改标记，并确保剪贴板和搜索窗口行为一致。任务提示摘要：依据实验模板补齐程序，真实运行验证并记录至少三类边界场景；每个实验使用独立仓库，现已公开。</w:t>
       </w:r>
     </w:p>
     <w:p>
